--- a/Зажания_на_4_семестр_2026_24_КИС_1.docx
+++ b/Зажания_на_4_семестр_2026_24_КИС_1.docx
@@ -13,20 +13,9 @@
       <w:r>
         <w:rPr>
           <w:b/>
-        </w:rPr>
-        <w:t>(ДЗ</w:t>
-      </w:r>
-      <w:r>
-        <w:rPr>
-          <w:b/>
-        </w:rPr>
-        <w:t xml:space="preserve"> 13/01/26</w:t>
-      </w:r>
-      <w:r>
-        <w:rPr>
-          <w:b/>
-        </w:rPr>
-        <w:t>)</w:t>
+          <w:u w:val="single"/>
+        </w:rPr>
+        <w:t>(ДЗ 13/01/26)</w:t>
       </w:r>
       <w:r>
         <w:t xml:space="preserve"> Вычислить значение выражения, значения переменных </w:t>
@@ -972,8 +961,15 @@
       <w:r>
         <w:rPr>
           <w:b/>
-        </w:rPr>
-        <w:t xml:space="preserve">(31.03.26 ДЗ) </w:t>
+          <w:u w:val="single"/>
+        </w:rPr>
+        <w:t>(31.03.26 ДЗ)</w:t>
+      </w:r>
+      <w:r>
+        <w:rPr>
+          <w:b/>
+        </w:rPr>
+        <w:t xml:space="preserve"> </w:t>
       </w:r>
       <w:r>
         <w:t>Даны три действительных числа a, b и c</w:t>
@@ -1041,15 +1037,7 @@
           <w:color w:val="000000"/>
           <w:shd w:val="clear" w:color="auto" w:fill="F7F7FA"/>
         </w:rPr>
-        <w:t>банке</w:t>
-      </w:r>
-      <w:r>
-        <w:rPr>
-          <w:rFonts w:ascii="Calibri" w:hAnsi="Calibri" w:cs="Calibri"/>
-          <w:color w:val="000000"/>
-          <w:shd w:val="clear" w:color="auto" w:fill="F7F7FA"/>
-        </w:rPr>
-        <w:t>,</w:t>
+        <w:t>банке,</w:t>
       </w:r>
       <w:r>
         <w:rPr>
@@ -1129,15 +1117,7 @@
           <w:color w:val="000000"/>
           <w:shd w:val="clear" w:color="auto" w:fill="F7F7FA"/>
         </w:rPr>
-        <w:t>вклада</w:t>
-      </w:r>
-      <w:r>
-        <w:rPr>
-          <w:rFonts w:ascii="Calibri" w:hAnsi="Calibri" w:cs="Calibri"/>
-          <w:color w:val="000000"/>
-          <w:shd w:val="clear" w:color="auto" w:fill="F7F7FA"/>
-        </w:rPr>
-        <w:t>,</w:t>
+        <w:t>вклада,</w:t>
       </w:r>
       <w:r>
         <w:rPr>
@@ -1855,13 +1835,7 @@
         <w:rPr>
           <w:b/>
         </w:rPr>
-        <w:t>(07.04.26)</w:t>
-      </w:r>
-      <w:r>
-        <w:rPr>
-          <w:b/>
-        </w:rPr>
-        <w:t xml:space="preserve"> </w:t>
+        <w:t xml:space="preserve">(07.04.26) </w:t>
       </w:r>
       <w:r>
         <w:t>Создайте метод</w:t>
@@ -1954,8 +1928,6 @@
           </wp:inline>
         </w:drawing>
       </w:r>
-      <w:bookmarkStart w:id="0" w:name="_GoBack"/>
-      <w:bookmarkEnd w:id="0"/>
     </w:p>
     <w:p>
       <w:pPr>
@@ -1965,6 +1937,25 @@
           <w:numId w:val="1"/>
         </w:numPr>
       </w:pPr>
+      <w:r>
+        <w:rPr>
+          <w:b/>
+          <w:u w:val="single"/>
+        </w:rPr>
+        <w:lastRenderedPageBreak/>
+        <w:t>(07.04.26 ДЗ)</w:t>
+      </w:r>
+      <w:r>
+        <w:t xml:space="preserve"> </w:t>
+      </w:r>
+      <w:r>
+        <w:t>Написать метод, который вычисляет НОД двух натуральных чисел (алгоритм Евклида). Написать метод с тем же именем, который вычисляет НОД трех натуральных чисе</w:t>
+      </w:r>
+      <w:bookmarkStart w:id="0" w:name="_GoBack"/>
+      <w:bookmarkEnd w:id="0"/>
+      <w:r>
+        <w:t>л.</w:t>
+      </w:r>
     </w:p>
     <w:sectPr>
       <w:pgSz w:w="11906" w:h="16838"/>
